--- a/Articles/2026/4_Blender_Tips_and_Tricks/17_Connecting_Mismatch_Vertex_Counts/17_Connecting_Mismatched_Vertex_Counts.docx
+++ b/Articles/2026/4_Blender_Tips_and_Tricks/17_Connecting_Mismatch_Vertex_Counts/17_Connecting_Mismatched_Vertex_Counts.docx
@@ -12,13 +12,89 @@
     </w:p>
     <w:p>
       <w:r>
-        <w:t>12/</w:t>
-      </w:r>
-      <w:r>
-        <w:t>21</w:t>
-      </w:r>
-      <w:r>
-        <w:t>/2026</w:t>
+        <w:t>12/21/2026</w:t>
+      </w:r>
+    </w:p>
+    <w:p>
+      <w:r>
+        <w:rPr>
+          <w:rStyle w:val="BoldRedChar"/>
+        </w:rPr>
+        <w:t>Watch It-</w:t>
+      </w:r>
+      <w:r>
+        <w:t xml:space="preserve"> If your topology needs to be sewn together, as most of the time, it will. You will need to get used to counting vertices on both side of the gap, as you are creating the faces. If your faces on one side do not match the vertices that you will need to be connecting to, you will find yourself in a mess.</w:t>
+      </w:r>
+    </w:p>
+    <w:p>
+      <w:pPr>
+        <w:tabs>
+          <w:tab w:val="left" w:pos="900"/>
+        </w:tabs>
+      </w:pPr>
+      <w:r>
+        <w:t>Now look at your vertices, these two structures will have a row between them, but they will all have to have the same number of vertices between them to match.</w:t>
+      </w:r>
+    </w:p>
+    <w:p>
+      <w:pPr>
+        <w:tabs>
+          <w:tab w:val="left" w:pos="900"/>
+        </w:tabs>
+      </w:pPr>
+      <w:r>
+        <w:rPr>
+          <w:noProof/>
+        </w:rPr>
+        <w:drawing>
+          <wp:inline distT="0" distB="0" distL="0" distR="0" wp14:anchorId="30402F8B" wp14:editId="296CB37A">
+            <wp:extent cx="2543175" cy="2697619"/>
+            <wp:effectExtent l="76200" t="76200" r="123825" b="140970"/>
+            <wp:docPr id="1986307560" name="Picture 1"/>
+            <wp:cNvGraphicFramePr>
+              <a:graphicFrameLocks xmlns:a="http://schemas.openxmlformats.org/drawingml/2006/main" noChangeAspect="1"/>
+            </wp:cNvGraphicFramePr>
+            <a:graphic xmlns:a="http://schemas.openxmlformats.org/drawingml/2006/main">
+              <a:graphicData uri="http://schemas.openxmlformats.org/drawingml/2006/picture">
+                <pic:pic xmlns:pic="http://schemas.openxmlformats.org/drawingml/2006/picture">
+                  <pic:nvPicPr>
+                    <pic:cNvPr id="1986307560" name=""/>
+                    <pic:cNvPicPr/>
+                  </pic:nvPicPr>
+                  <pic:blipFill>
+                    <a:blip r:embed="rId5"/>
+                    <a:stretch>
+                      <a:fillRect/>
+                    </a:stretch>
+                  </pic:blipFill>
+                  <pic:spPr>
+                    <a:xfrm>
+                      <a:off x="0" y="0"/>
+                      <a:ext cx="2550925" cy="2705839"/>
+                    </a:xfrm>
+                    <a:prstGeom prst="rect">
+                      <a:avLst/>
+                    </a:prstGeom>
+                    <a:ln w="38100" cap="sq">
+                      <a:solidFill>
+                        <a:srgbClr val="000000"/>
+                      </a:solidFill>
+                      <a:prstDash val="solid"/>
+                      <a:miter lim="800000"/>
+                    </a:ln>
+                    <a:effectLst>
+                      <a:outerShdw blurRad="50800" dist="38100" dir="2700000" algn="tl" rotWithShape="0">
+                        <a:srgbClr val="000000">
+                          <a:alpha val="43000"/>
+                        </a:srgbClr>
+                      </a:outerShdw>
+                    </a:effectLst>
+                  </pic:spPr>
+                </pic:pic>
+              </a:graphicData>
+            </a:graphic>
+          </wp:inline>
+        </w:drawing>
       </w:r>
     </w:p>
     <w:p/>
@@ -43,6 +119,7 @@
         <w:rPr>
           <w:noProof/>
         </w:rPr>
+        <w:lastRenderedPageBreak/>
         <w:drawing>
           <wp:inline distT="0" distB="0" distL="0" distR="0" wp14:anchorId="1FFCE38D" wp14:editId="5C208349">
             <wp:extent cx="5943600" cy="5083810"/>
@@ -59,7 +136,7 @@
                     <pic:cNvPicPr/>
                   </pic:nvPicPr>
                   <pic:blipFill>
-                    <a:blip r:embed="rId5"/>
+                    <a:blip r:embed="rId6"/>
                     <a:stretch>
                       <a:fillRect/>
                     </a:stretch>
@@ -82,7 +159,15 @@
     </w:p>
     <w:p>
       <w:r>
-        <w:t>We will need to custom build this vertex count to match each other.</w:t>
+        <w:t xml:space="preserve">We will need to custom build this vertex </w:t>
+      </w:r>
+      <w:proofErr w:type="gramStart"/>
+      <w:r>
+        <w:t>count</w:t>
+      </w:r>
+      <w:proofErr w:type="gramEnd"/>
+      <w:r>
+        <w:t xml:space="preserve"> to match each other.</w:t>
       </w:r>
     </w:p>
     <w:p>
@@ -92,7 +177,6 @@
     </w:p>
     <w:p>
       <w:r>
-        <w:lastRenderedPageBreak/>
         <w:t>Now start with these two vertices on the head.</w:t>
       </w:r>
     </w:p>
@@ -117,7 +201,7 @@
                     <pic:cNvPicPr/>
                   </pic:nvPicPr>
                   <pic:blipFill>
-                    <a:blip r:embed="rId6"/>
+                    <a:blip r:embed="rId7"/>
                     <a:stretch>
                       <a:fillRect/>
                     </a:stretch>
@@ -165,7 +249,7 @@
                     <pic:cNvPicPr/>
                   </pic:nvPicPr>
                   <pic:blipFill>
-                    <a:blip r:embed="rId7"/>
+                    <a:blip r:embed="rId8"/>
                     <a:stretch>
                       <a:fillRect/>
                     </a:stretch>
@@ -212,7 +296,7 @@
                     <pic:cNvPicPr/>
                   </pic:nvPicPr>
                   <pic:blipFill>
-                    <a:blip r:embed="rId8">
+                    <a:blip r:embed="rId9">
                       <a:extLst>
                         <a:ext uri="{28A0092B-C50C-407E-A947-70E740481C1C}">
                           <a14:useLocalDpi xmlns:a14="http://schemas.microsoft.com/office/drawing/2010/main" val="0"/>
@@ -275,7 +359,7 @@
                     <pic:cNvPicPr/>
                   </pic:nvPicPr>
                   <pic:blipFill>
-                    <a:blip r:embed="rId9"/>
+                    <a:blip r:embed="rId10"/>
                     <a:stretch>
                       <a:fillRect/>
                     </a:stretch>
@@ -336,7 +420,7 @@
                     <pic:cNvPicPr/>
                   </pic:nvPicPr>
                   <pic:blipFill>
-                    <a:blip r:embed="rId10"/>
+                    <a:blip r:embed="rId11"/>
                     <a:stretch>
                       <a:fillRect/>
                     </a:stretch>
@@ -383,7 +467,7 @@
                     <pic:cNvPicPr/>
                   </pic:nvPicPr>
                   <pic:blipFill>
-                    <a:blip r:embed="rId11"/>
+                    <a:blip r:embed="rId12"/>
                     <a:stretch>
                       <a:fillRect/>
                     </a:stretch>
@@ -437,7 +521,7 @@
                     <pic:cNvPicPr/>
                   </pic:nvPicPr>
                   <pic:blipFill>
-                    <a:blip r:embed="rId12"/>
+                    <a:blip r:embed="rId13"/>
                     <a:stretch>
                       <a:fillRect/>
                     </a:stretch>
@@ -484,7 +568,7 @@
                     <pic:cNvPicPr/>
                   </pic:nvPicPr>
                   <pic:blipFill>
-                    <a:blip r:embed="rId13"/>
+                    <a:blip r:embed="rId14"/>
                     <a:stretch>
                       <a:fillRect/>
                     </a:stretch>
@@ -510,7 +594,23 @@
     <w:p/>
     <w:p>
       <w:r>
-        <w:t>What we have here after filling is a 3 sided triangle, the 3 sided triangle is acceptable for an ear. So, instead of extruding another vertex. Just fill that the way it is. That triangle face is filled but we still need to attach all of this.</w:t>
+        <w:t xml:space="preserve">What we have here after filling is a </w:t>
+      </w:r>
+      <w:proofErr w:type="gramStart"/>
+      <w:r>
+        <w:t>3 sided</w:t>
+      </w:r>
+      <w:proofErr w:type="gramEnd"/>
+      <w:r>
+        <w:t xml:space="preserve"> triangle, the </w:t>
+      </w:r>
+      <w:proofErr w:type="gramStart"/>
+      <w:r>
+        <w:t>3 sided</w:t>
+      </w:r>
+      <w:proofErr w:type="gramEnd"/>
+      <w:r>
+        <w:t xml:space="preserve"> triangle is acceptable for an ear. So, instead of extruding another vertex. Just fill that the way it is. That triangle face is filled but we still need to attach all of this.</w:t>
       </w:r>
     </w:p>
     <w:p>
@@ -534,7 +634,7 @@
                     <pic:cNvPicPr/>
                   </pic:nvPicPr>
                   <pic:blipFill>
-                    <a:blip r:embed="rId14"/>
+                    <a:blip r:embed="rId15"/>
                     <a:stretch>
                       <a:fillRect/>
                     </a:stretch>
@@ -558,7 +658,15 @@
     <w:p/>
     <w:p>
       <w:r>
-        <w:t>Now line up your vertices. That second vertex and the bottom edge needs to be moved from the middle of that face, right a bit to line up with the vertex on the bottom edge. Count the vertices on the face and the vertices on the ear.</w:t>
+        <w:t xml:space="preserve">Now line up your vertices. That second vertex and the bottom edge </w:t>
+      </w:r>
+      <w:proofErr w:type="gramStart"/>
+      <w:r>
+        <w:t>needs</w:t>
+      </w:r>
+      <w:proofErr w:type="gramEnd"/>
+      <w:r>
+        <w:t xml:space="preserve"> to be moved from the middle of that face, right a bit to line up with the vertex on the bottom edge. Count the vertices on the face and the vertices on the ear.</w:t>
       </w:r>
     </w:p>
     <w:p>
@@ -603,7 +711,7 @@
                     <pic:cNvPicPr/>
                   </pic:nvPicPr>
                   <pic:blipFill>
-                    <a:blip r:embed="rId15">
+                    <a:blip r:embed="rId16">
                       <a:extLst>
                         <a:ext uri="{28A0092B-C50C-407E-A947-70E740481C1C}">
                           <a14:useLocalDpi xmlns:a14="http://schemas.microsoft.com/office/drawing/2010/main" val="0"/>
@@ -685,7 +793,7 @@
                     <pic:cNvPicPr/>
                   </pic:nvPicPr>
                   <pic:blipFill>
-                    <a:blip r:embed="rId16">
+                    <a:blip r:embed="rId17">
                       <a:extLst>
                         <a:ext uri="{28A0092B-C50C-407E-A947-70E740481C1C}">
                           <a14:useLocalDpi xmlns:a14="http://schemas.microsoft.com/office/drawing/2010/main" val="0"/>
@@ -1390,7 +1498,7 @@
                     <pic:cNvPicPr/>
                   </pic:nvPicPr>
                   <pic:blipFill>
-                    <a:blip r:embed="rId17"/>
+                    <a:blip r:embed="rId18"/>
                     <a:stretch>
                       <a:fillRect/>
                     </a:stretch>
@@ -1443,7 +1551,7 @@
                     <pic:cNvPicPr/>
                   </pic:nvPicPr>
                   <pic:blipFill>
-                    <a:blip r:embed="rId18"/>
+                    <a:blip r:embed="rId19"/>
                     <a:stretch>
                       <a:fillRect/>
                     </a:stretch>
@@ -1501,7 +1609,7 @@
                     <pic:cNvPicPr/>
                   </pic:nvPicPr>
                   <pic:blipFill>
-                    <a:blip r:embed="rId19"/>
+                    <a:blip r:embed="rId20"/>
                     <a:stretch>
                       <a:fillRect/>
                     </a:stretch>
@@ -1554,7 +1662,7 @@
                     <pic:cNvPicPr/>
                   </pic:nvPicPr>
                   <pic:blipFill>
-                    <a:blip r:embed="rId20"/>
+                    <a:blip r:embed="rId21"/>
                     <a:stretch>
                       <a:fillRect/>
                     </a:stretch>
@@ -1626,7 +1734,7 @@
                     <pic:cNvPicPr/>
                   </pic:nvPicPr>
                   <pic:blipFill>
-                    <a:blip r:embed="rId21"/>
+                    <a:blip r:embed="rId22"/>
                     <a:stretch>
                       <a:fillRect/>
                     </a:stretch>
